--- a/word_reports/LP_0011_위치_313_Various Artists_Memories .docx
+++ b/word_reports/LP_0011_위치_313_Various Artists_Memories .docx
@@ -4,7 +4,7 @@
   <w:body>
     <w:p>
       <w:pPr>
-        <w:spacing w:after="280"/>
+        <w:spacing w:after="80"/>
       </w:pPr>
       <w:r>
         <w:rPr w:rFonts="맑은 고딕">
@@ -13,94 +13,47 @@
           <w:color w:val="1E3A8A"/>
           <w:sz w:val="30"/>
         </w:rPr>
-        <w:t>[313] Various Artists - Memories of Pops Vol. 5</w:t>
+        <w:t>Various Artists - Memories of Pops Vol. 5</w:t>
       </w:r>
     </w:p>
     <w:p>
       <w:pPr>
-        <w:spacing w:after="320"/>
+        <w:spacing w:after="240"/>
       </w:pPr>
       <w:r>
         <w:rPr w:rFonts="맑은 고딕">
           <w:rFonts w:ascii="맑은 고딕" w:hAnsi="맑은 고딕" w:eastAsia="맑은 고딕"/>
           <w:b/>
-          <w:sz w:val="20"/>
+          <w:color w:val="4B5563"/>
+          <w:sz w:val="22"/>
         </w:rPr>
-        <w:t>■ 위치 : 313</w:t>
-        <w:br/>
-      </w:r>
-      <w:r>
-        <w:rPr w:rFonts="맑은 고딕">
-          <w:rFonts w:ascii="맑은 고딕" w:hAnsi="맑은 고딕" w:eastAsia="맑은 고딕"/>
-          <w:b/>
-          <w:sz w:val="20"/>
-        </w:rPr>
-        <w:t>■ 아티스트 : Various Artists</w:t>
-        <w:br/>
-      </w:r>
-      <w:r>
-        <w:rPr w:rFonts="맑은 고딕">
-          <w:rFonts w:ascii="맑은 고딕" w:hAnsi="맑은 고딕" w:eastAsia="맑은 고딕"/>
-          <w:b/>
-          <w:sz w:val="20"/>
-        </w:rPr>
-        <w:t>■ 앨범명 : Memories of Pops Vol. 5</w:t>
-        <w:br/>
-      </w:r>
-      <w:r>
-        <w:rPr w:rFonts="맑은 고딕">
-          <w:rFonts w:ascii="맑은 고딕" w:hAnsi="맑은 고딕" w:eastAsia="맑은 고딕"/>
-          <w:b w:val="0"/>
-          <w:sz w:val="20"/>
-        </w:rPr>
-        <w:t>■ 음반 레이블 : Oasis Records (오아시스 레코드)</w:t>
-        <w:br/>
-      </w:r>
-      <w:r>
-        <w:rPr w:rFonts="맑은 고딕">
-          <w:rFonts w:ascii="맑은 고딕" w:hAnsi="맑은 고딕" w:eastAsia="맑은 고딕"/>
-          <w:b w:val="0"/>
-          <w:sz w:val="20"/>
-        </w:rPr>
-        <w:t>■ 발매년도 : 1979</w:t>
-        <w:br/>
-      </w:r>
-      <w:r>
-        <w:rPr w:rFonts="맑은 고딕">
-          <w:rFonts w:ascii="맑은 고딕" w:hAnsi="맑은 고딕" w:eastAsia="맑은 고딕"/>
-          <w:b w:val="0"/>
-          <w:sz w:val="20"/>
-        </w:rPr>
-        <w:t>■ 장르 : 올디스 팝 (Oldies Pop) / 보컬 팝 (Vocal Pop) / 스탠다드 팝 (Standard Pop)</w:t>
-        <w:br/>
-      </w:r>
-      <w:r>
-        <w:rPr w:rFonts="맑은 고딕">
-          <w:rFonts w:ascii="맑은 고딕" w:hAnsi="맑은 고딕" w:eastAsia="맑은 고딕"/>
-          <w:b w:val="0"/>
-          <w:sz w:val="20"/>
-        </w:rPr>
-        <w:t>■ 주요 수록곡 : 1. The Cascades - Rhythm of the Rain</w:t>
-        <w:br/>
+        <w:t>위치 :  313</w:t>
       </w:r>
     </w:p>
     <w:p>
       <w:pPr>
-        <w:spacing w:after="160"/>
+        <w:spacing w:line="324" w:lineRule="auto" w:before="80" w:after="160"/>
       </w:pPr>
       <w:r>
         <w:rPr w:rFonts="맑은 고딕">
           <w:rFonts w:ascii="맑은 고딕" w:hAnsi="맑은 고딕" w:eastAsia="맑은 고딕"/>
           <w:b/>
           <w:color w:val="1F2937"/>
-          <w:sz w:val="24"/>
+          <w:sz w:val="22"/>
         </w:rPr>
-        <w:t>■ 음반 해설 및 감상 가이드</w:t>
+        <w:t xml:space="preserve">[음반 소개] </w:t>
+      </w:r>
+      <w:r>
+        <w:rPr w:rFonts="맑은 고딕">
+          <w:rFonts w:ascii="맑은 고딕" w:hAnsi="맑은 고딕" w:eastAsia="맑은 고딕"/>
+          <w:b w:val="0"/>
+          <w:sz w:val="21"/>
+        </w:rPr>
       </w:r>
     </w:p>
     <w:p>
       <w:pPr>
-        <w:spacing w:line="312" w:lineRule="auto" w:after="120"/>
+        <w:spacing w:line="324" w:lineRule="auto" w:after="120"/>
       </w:pPr>
       <w:r>
         <w:rPr w:rFonts="맑은 고딕">
@@ -108,51 +61,516 @@
           <w:b w:val="0"/>
           <w:sz w:val="21"/>
         </w:rPr>
-        <w:t>[Memories of Pops] 시리즈는 1970~80년대 한국 음악 감상자들에게 아날로그적 낭만과 서구 팝 음악의 진수를 전해준 독보적인 옴니버스 컴필레이션 음반입니다. 그중 다섯 번째 연작인 본 음반 [Memories of Pops Vol. 5]는 시대를 초월하여 불멸의 생명력을 지닌 1950~70년대 올디스 팝의 명곡들을 엄선하여 담아낸 음반으로, 당시 음악 다방과 라디오 방송을 통해 안방극장을 매료시켰던 청춘의 서사를 아날로그 바이닐의 따스한 질감으로 복원해 내고 있습니다.</w:t>
+        <w:t>한 줄기 미풍처럼 가슴을 파고드는 지나간 시절의 멜로디는 시간의 풍화를 견뎌낸 순수한 감정의 결정체입니다. 《Memories of Pops Vol. 5》는 20세기 중후반 팝 음악의 황금기를 수놓았던 불멸의 명곡들을 하나의 유려한 서사로 엮어낸 품격 높은 옴니버스 명반입니다. 낭만과 우수가 깃든 선율들이 바이닐의 소리골을 타고 흐르며, 바쁜 현대인의 메마른 일상에 잊혀가던 청춘의 추억과 따뜻한 위안을 선사합니다. 음악이 영혼을 정화하는 가장 순수한 언어였던 찬란한 시대를 반추하게 하는 귀중한 앤솔러지입니다.</w:t>
       </w:r>
     </w:p>
     <w:p>
       <w:pPr>
-        <w:spacing w:line="312" w:lineRule="auto" w:after="120"/>
+        <w:spacing w:line="324" w:lineRule="auto" w:before="200" w:after="80"/>
       </w:pPr>
+      <w:r>
+        <w:rPr w:rFonts="맑은 고딕">
+          <w:rFonts w:ascii="맑은 고딕" w:hAnsi="맑은 고딕" w:eastAsia="맑은 고딕"/>
+          <w:b/>
+          <w:color w:val="1E3A8A"/>
+          <w:sz w:val="24"/>
+        </w:rPr>
+        <w:t>1. 음반 데이터</w:t>
+      </w:r>
+    </w:p>
+    <w:p>
+      <w:pPr>
+        <w:spacing w:line="324" w:lineRule="auto" w:after="80"/>
+      </w:pPr>
+      <w:r>
+        <w:rPr w:rFonts="맑은 고딕">
+          <w:rFonts w:ascii="맑은 고딕" w:hAnsi="맑은 고딕" w:eastAsia="맑은 고딕"/>
+          <w:b w:val="0"/>
+          <w:color w:val="6B7280"/>
+          <w:sz w:val="21"/>
+        </w:rPr>
+        <w:t xml:space="preserve">· </w:t>
+      </w:r>
+      <w:r>
+        <w:rPr w:rFonts="맑은 고딕">
+          <w:rFonts w:ascii="맑은 고딕" w:hAnsi="맑은 고딕" w:eastAsia="맑은 고딕"/>
+          <w:b/>
+          <w:color w:val="1F2937"/>
+          <w:sz w:val="21"/>
+        </w:rPr>
+        <w:t xml:space="preserve">앨범명: </w:t>
+      </w:r>
       <w:r>
         <w:rPr w:rFonts="맑은 고딕">
           <w:rFonts w:ascii="맑은 고딕" w:hAnsi="맑은 고딕" w:eastAsia="맑은 고딕"/>
           <w:b w:val="0"/>
           <w:sz w:val="21"/>
         </w:rPr>
-        <w:t>본 앨범의 음악적 가치는 당대 대중음악의 황금기를 이끌었던 거장 보컬리스트들의 대표곡을 한데 모아 완벽한 흐름으로 배열했다는 점에 있습니다. 폴 앵카(Paul Anka)의 정열적이고 호소력 짙은 음색부터 닐 세다카(Neil Sedaka)의 경쾌하면서도 감각적인 멜로디라인, 그리고 패티 페이지(Patti Page)와 콘니 프랜시스(Connie Francis)가 선사하는 고전적이고 우아한 음색까지 다채롭게 펼쳐집니다. 어쿠스틱 오케스트레이션과 세련된 편곡이 어우러진 수록곡들은 팝 음악이 지닌 순수한 아름다움을 극명하게 보여줍니다.</w:t>
+        <w:t>Memories of Pops Vol. 5</w:t>
       </w:r>
     </w:p>
     <w:p>
       <w:pPr>
-        <w:spacing w:line="312" w:lineRule="auto" w:after="120"/>
+        <w:spacing w:line="324" w:lineRule="auto" w:after="80"/>
       </w:pPr>
+      <w:r>
+        <w:rPr w:rFonts="맑은 고딕">
+          <w:rFonts w:ascii="맑은 고딕" w:hAnsi="맑은 고딕" w:eastAsia="맑은 고딕"/>
+          <w:b w:val="0"/>
+          <w:color w:val="6B7280"/>
+          <w:sz w:val="21"/>
+        </w:rPr>
+        <w:t xml:space="preserve">· </w:t>
+      </w:r>
+      <w:r>
+        <w:rPr w:rFonts="맑은 고딕">
+          <w:rFonts w:ascii="맑은 고딕" w:hAnsi="맑은 고딕" w:eastAsia="맑은 고딕"/>
+          <w:b/>
+          <w:color w:val="1F2937"/>
+          <w:sz w:val="21"/>
+        </w:rPr>
+        <w:t xml:space="preserve">아티스트: </w:t>
+      </w:r>
       <w:r>
         <w:rPr w:rFonts="맑은 고딕">
           <w:rFonts w:ascii="맑은 고딕" w:hAnsi="맑은 고딕" w:eastAsia="맑은 고딕"/>
           <w:b w:val="0"/>
           <w:sz w:val="21"/>
         </w:rPr>
-        <w:t>특히 빗소리 효과음과 서정적인 하모니가 일품인 캐스케이드(The Cascades)의 "Rhythm of the Rain"과 앤디 윌리엄스(Andy Williams)의 감미로운 목소리로 낭만을 더하는 "Moon River"는 LP 음반 특유의 아날로그 음색을 통해 더욱 깊고 풍부한 울림으로 다가옵니다. 바이닐이 회전하며 만들어내는 특유의 미세한 질감은 각 곡이 가진 클래식한 분위기를 극대화하며 감상자를 아련한 추억의 시간 속으로 안내합니다.</w:t>
+        <w:t>Various Artists</w:t>
       </w:r>
     </w:p>
     <w:p>
       <w:pPr>
-        <w:spacing w:line="312" w:lineRule="auto" w:after="120"/>
+        <w:spacing w:line="324" w:lineRule="auto" w:after="80"/>
       </w:pPr>
+      <w:r>
+        <w:rPr w:rFonts="맑은 고딕">
+          <w:rFonts w:ascii="맑은 고딕" w:hAnsi="맑은 고딕" w:eastAsia="맑은 고딕"/>
+          <w:b w:val="0"/>
+          <w:color w:val="6B7280"/>
+          <w:sz w:val="21"/>
+        </w:rPr>
+        <w:t xml:space="preserve">· </w:t>
+      </w:r>
+      <w:r>
+        <w:rPr w:rFonts="맑은 고딕">
+          <w:rFonts w:ascii="맑은 고딕" w:hAnsi="맑은 고딕" w:eastAsia="맑은 고딕"/>
+          <w:b/>
+          <w:color w:val="1F2937"/>
+          <w:sz w:val="21"/>
+        </w:rPr>
+        <w:t xml:space="preserve">발매 정보: </w:t>
+      </w:r>
       <w:r>
         <w:rPr w:rFonts="맑은 고딕">
           <w:rFonts w:ascii="맑은 고딕" w:hAnsi="맑은 고딕" w:eastAsia="맑은 고딕"/>
           <w:b w:val="0"/>
           <w:sz w:val="21"/>
         </w:rPr>
-        <w:t>결론적으로 [Memories of Pops Vol. 5]는 단순한 명곡 모음집을 넘어, 세대를 아우르는 정서적 공감대이자 한 시대의 찬란했던 음악적 순간을 기록한 타임캡슐과도 같습니다. 턴테이블의 바늘이 고랑을 타며 흘러나오는 유려한 선율과 따뜻한 보컬은 바쁜 현대인들에게 일상을 벗어난 고전적 낭만과 깊은 정서적 안식을 선사하는 귀중한 음악적 유산입니다.</w:t>
+        <w:t>1970~80년대 정통 팝 음악 애호가들의 뜨거운 성원에 힘입어, 시대를 초월해 사랑받는 스탠더드 팝과 서정적인 명곡들을 엄선하여 정식 라이선스를 통해 프레싱된 기획 음반입니다.</w:t>
+      </w:r>
+    </w:p>
+    <w:p>
+      <w:pPr>
+        <w:spacing w:line="324" w:lineRule="auto" w:after="80"/>
+      </w:pPr>
+      <w:r>
+        <w:rPr w:rFonts="맑은 고딕">
+          <w:rFonts w:ascii="맑은 고딕" w:hAnsi="맑은 고딕" w:eastAsia="맑은 고딕"/>
+          <w:b w:val="0"/>
+          <w:color w:val="6B7280"/>
+          <w:sz w:val="21"/>
+        </w:rPr>
+        <w:t xml:space="preserve">· </w:t>
+      </w:r>
+      <w:r>
+        <w:rPr w:rFonts="맑은 고딕">
+          <w:rFonts w:ascii="맑은 고딕" w:hAnsi="맑은 고딕" w:eastAsia="맑은 고딕"/>
+          <w:b/>
+          <w:color w:val="1F2937"/>
+          <w:sz w:val="21"/>
+        </w:rPr>
+        <w:t xml:space="preserve">LP 인기도(판매량): </w:t>
+      </w:r>
+      <w:r>
+        <w:rPr w:rFonts="맑은 고딕">
+          <w:rFonts w:ascii="맑은 고딕" w:hAnsi="맑은 고딕" w:eastAsia="맑은 고딕"/>
+          <w:b w:val="0"/>
+          <w:sz w:val="21"/>
+        </w:rPr>
+        <w:t>발매 당시 음악다방과 라디오 심야 음악 방송의 전폭적인 지지를 받으며 장기 스테디셀러를 기록하였고, 감수성 짙은 음악 애호가들의 필청 음반으로 각 가정의 턴테이블 위에 오르며 높은 대중적 반향을 일으켰습니다.</w:t>
+      </w:r>
+    </w:p>
+    <w:p>
+      <w:pPr>
+        <w:spacing w:line="324" w:lineRule="auto" w:after="80"/>
+      </w:pPr>
+      <w:r>
+        <w:rPr w:rFonts="맑은 고딕">
+          <w:rFonts w:ascii="맑은 고딕" w:hAnsi="맑은 고딕" w:eastAsia="맑은 고딕"/>
+          <w:b w:val="0"/>
+          <w:color w:val="6B7280"/>
+          <w:sz w:val="21"/>
+        </w:rPr>
+        <w:t xml:space="preserve">· </w:t>
+      </w:r>
+      <w:r>
+        <w:rPr w:rFonts="맑은 고딕">
+          <w:rFonts w:ascii="맑은 고딕" w:hAnsi="맑은 고딕" w:eastAsia="맑은 고딕"/>
+          <w:b/>
+          <w:color w:val="1F2937"/>
+          <w:sz w:val="21"/>
+        </w:rPr>
+        <w:t xml:space="preserve">각종 수상경력: </w:t>
+      </w:r>
+      <w:r>
+        <w:rPr w:rFonts="맑은 고딕">
+          <w:rFonts w:ascii="맑은 고딕" w:hAnsi="맑은 고딕" w:eastAsia="맑은 고딕"/>
+          <w:b w:val="0"/>
+          <w:sz w:val="21"/>
+        </w:rPr>
+        <w:t>음반 자체의 단일 차트 기록을 넘어, 수록된 트랙 다수가 빌보드 정상과 그래미 어워드 등 세계 유수의 음악상을 휩쓸었던 역사적 명곡들로 채워져 있어 대중음악 평단으로부터 탁월한 선곡미를 인정받았습니다.</w:t>
+      </w:r>
+    </w:p>
+    <w:p>
+      <w:pPr>
+        <w:spacing w:line="324" w:lineRule="auto" w:before="200" w:after="80"/>
+      </w:pPr>
+      <w:r>
+        <w:rPr w:rFonts="맑은 고딕">
+          <w:rFonts w:ascii="맑은 고딕" w:hAnsi="맑은 고딕" w:eastAsia="맑은 고딕"/>
+          <w:b/>
+          <w:color w:val="1E3A8A"/>
+          <w:sz w:val="24"/>
+        </w:rPr>
+        <w:t>2. 아티스트 정보</w:t>
+      </w:r>
+    </w:p>
+    <w:p>
+      <w:pPr>
+        <w:spacing w:line="324" w:lineRule="auto" w:after="80"/>
+      </w:pPr>
+      <w:r>
+        <w:rPr w:rFonts="맑은 고딕">
+          <w:rFonts w:ascii="맑은 고딕" w:hAnsi="맑은 고딕" w:eastAsia="맑은 고딕"/>
+          <w:b w:val="0"/>
+          <w:color w:val="6B7280"/>
+          <w:sz w:val="21"/>
+        </w:rPr>
+        <w:t xml:space="preserve">· </w:t>
+      </w:r>
+      <w:r>
+        <w:rPr w:rFonts="맑은 고딕">
+          <w:rFonts w:ascii="맑은 고딕" w:hAnsi="맑은 고딕" w:eastAsia="맑은 고딕"/>
+          <w:b/>
+          <w:color w:val="1F2937"/>
+          <w:sz w:val="21"/>
+        </w:rPr>
+        <w:t xml:space="preserve">국적: </w:t>
+      </w:r>
+      <w:r>
+        <w:rPr w:rFonts="맑은 고딕">
+          <w:rFonts w:ascii="맑은 고딕" w:hAnsi="맑은 고딕" w:eastAsia="맑은 고딕"/>
+          <w:b w:val="0"/>
+          <w:sz w:val="21"/>
+        </w:rPr>
+        <w:t>다국적 (미국, 영국 및 유럽 등)</w:t>
+      </w:r>
+    </w:p>
+    <w:p>
+      <w:pPr>
+        <w:spacing w:line="324" w:lineRule="auto" w:after="80"/>
+      </w:pPr>
+      <w:r>
+        <w:rPr w:rFonts="맑은 고딕">
+          <w:rFonts w:ascii="맑은 고딕" w:hAnsi="맑은 고딕" w:eastAsia="맑은 고딕"/>
+          <w:b w:val="0"/>
+          <w:color w:val="6B7280"/>
+          <w:sz w:val="21"/>
+        </w:rPr>
+        <w:t xml:space="preserve">· </w:t>
+      </w:r>
+      <w:r>
+        <w:rPr w:rFonts="맑은 고딕">
+          <w:rFonts w:ascii="맑은 고딕" w:hAnsi="맑은 고딕" w:eastAsia="맑은 고딕"/>
+          <w:b/>
+          <w:color w:val="1F2937"/>
+          <w:sz w:val="21"/>
+        </w:rPr>
+        <w:t xml:space="preserve">생몰년도: </w:t>
+      </w:r>
+      <w:r>
+        <w:rPr w:rFonts="맑은 고딕">
+          <w:rFonts w:ascii="맑은 고딕" w:hAnsi="맑은 고딕" w:eastAsia="맑은 고딕"/>
+          <w:b w:val="0"/>
+          <w:sz w:val="21"/>
+        </w:rPr>
+        <w:t>20세기 팝의 태동기와 전성기를 이끈 거장들의 활동기 망라</w:t>
+      </w:r>
+    </w:p>
+    <w:p>
+      <w:pPr>
+        <w:spacing w:line="324" w:lineRule="auto" w:after="80"/>
+      </w:pPr>
+      <w:r>
+        <w:rPr w:rFonts="맑은 고딕">
+          <w:rFonts w:ascii="맑은 고딕" w:hAnsi="맑은 고딕" w:eastAsia="맑은 고딕"/>
+          <w:b w:val="0"/>
+          <w:color w:val="6B7280"/>
+          <w:sz w:val="21"/>
+        </w:rPr>
+        <w:t xml:space="preserve">· </w:t>
+      </w:r>
+      <w:r>
+        <w:rPr w:rFonts="맑은 고딕">
+          <w:rFonts w:ascii="맑은 고딕" w:hAnsi="맑은 고딕" w:eastAsia="맑은 고딕"/>
+          <w:b/>
+          <w:color w:val="1F2937"/>
+          <w:sz w:val="21"/>
+        </w:rPr>
+        <w:t xml:space="preserve">그룹 소속: </w:t>
+      </w:r>
+      <w:r>
+        <w:rPr w:rFonts="맑은 고딕">
+          <w:rFonts w:ascii="맑은 고딕" w:hAnsi="맑은 고딕" w:eastAsia="맑은 고딕"/>
+          <w:b w:val="0"/>
+          <w:sz w:val="21"/>
+        </w:rPr>
+        <w:t>컴필레이션 / Various Artists</w:t>
+      </w:r>
+    </w:p>
+    <w:p>
+      <w:pPr>
+        <w:spacing w:line="324" w:lineRule="auto" w:after="80"/>
+      </w:pPr>
+      <w:r>
+        <w:rPr w:rFonts="맑은 고딕">
+          <w:rFonts w:ascii="맑은 고딕" w:hAnsi="맑은 고딕" w:eastAsia="맑은 고딕"/>
+          <w:b w:val="0"/>
+          <w:color w:val="6B7280"/>
+          <w:sz w:val="21"/>
+        </w:rPr>
+        <w:t xml:space="preserve">· </w:t>
+      </w:r>
+      <w:r>
+        <w:rPr w:rFonts="맑은 고딕">
+          <w:rFonts w:ascii="맑은 고딕" w:hAnsi="맑은 고딕" w:eastAsia="맑은 고딕"/>
+          <w:b/>
+          <w:color w:val="1F2937"/>
+          <w:sz w:val="21"/>
+        </w:rPr>
+        <w:t xml:space="preserve">아티스트 소개: </w:t>
+      </w:r>
+      <w:r>
+        <w:rPr w:rFonts="맑은 고딕">
+          <w:rFonts w:ascii="맑은 고딕" w:hAnsi="맑은 고딕" w:eastAsia="맑은 고딕"/>
+          <w:b w:val="0"/>
+          <w:sz w:val="21"/>
+        </w:rPr>
+        <w:t>본 음반에 수록된 아티스트들은 20세기 대중음악의 문법을 정립하고 세대를 초월한 서정성을 직조해 낸 위대한 거장들입니다. 각자의 독보적인 음색과 유려한 작법으로 당대 팝 씬을 풍미하였으며, 이들이 남긴 음악적 유산은 반세기가 지난 오늘날에도 변치 않는 감동의 원천이 되고 있습니다.</w:t>
+      </w:r>
+    </w:p>
+    <w:p>
+      <w:pPr>
+        <w:spacing w:line="324" w:lineRule="auto" w:before="200" w:after="80"/>
+      </w:pPr>
+      <w:r>
+        <w:rPr w:rFonts="맑은 고딕">
+          <w:rFonts w:ascii="맑은 고딕" w:hAnsi="맑은 고딕" w:eastAsia="맑은 고딕"/>
+          <w:b/>
+          <w:color w:val="1E3A8A"/>
+          <w:sz w:val="24"/>
+        </w:rPr>
+        <w:t>3. 음반 상세 분석</w:t>
+      </w:r>
+    </w:p>
+    <w:p>
+      <w:pPr>
+        <w:spacing w:line="324" w:lineRule="auto" w:after="80"/>
+      </w:pPr>
+      <w:r>
+        <w:rPr w:rFonts="맑은 고딕">
+          <w:rFonts w:ascii="맑은 고딕" w:hAnsi="맑은 고딕" w:eastAsia="맑은 고딕"/>
+          <w:b w:val="0"/>
+          <w:color w:val="6B7280"/>
+          <w:sz w:val="21"/>
+        </w:rPr>
+        <w:t xml:space="preserve">· </w:t>
+      </w:r>
+      <w:r>
+        <w:rPr w:rFonts="맑은 고딕">
+          <w:rFonts w:ascii="맑은 고딕" w:hAnsi="맑은 고딕" w:eastAsia="맑은 고딕"/>
+          <w:b/>
+          <w:color w:val="1F2937"/>
+          <w:sz w:val="21"/>
+        </w:rPr>
+        <w:t xml:space="preserve">역사적 위치: </w:t>
+      </w:r>
+      <w:r>
+        <w:rPr w:rFonts="맑은 고딕">
+          <w:rFonts w:ascii="맑은 고딕" w:hAnsi="맑은 고딕" w:eastAsia="맑은 고딕"/>
+          <w:b w:val="0"/>
+          <w:sz w:val="21"/>
+        </w:rPr>
+        <w:t>단순한 히트곡 모음집을 넘어서 멜로디 중심의 클래식 팝과 어덜트 컨템포러리 사운드가 지닌 문학적·음악적 가치를 충실히 조명한 앨범입니다. 팝 음악이 일회성 유행가를 탈피하여 영속적인 예술 양식으로 자리 잡던 시기의 황금빛 미학을 오롯이 보여주는 음악사적 표본입니다.</w:t>
+      </w:r>
+    </w:p>
+    <w:p>
+      <w:pPr>
+        <w:spacing w:line="324" w:lineRule="auto" w:after="80"/>
+      </w:pPr>
+      <w:r>
+        <w:rPr w:rFonts="맑은 고딕">
+          <w:rFonts w:ascii="맑은 고딕" w:hAnsi="맑은 고딕" w:eastAsia="맑은 고딕"/>
+          <w:b w:val="0"/>
+          <w:color w:val="6B7280"/>
+          <w:sz w:val="21"/>
+        </w:rPr>
+        <w:t xml:space="preserve">· </w:t>
+      </w:r>
+      <w:r>
+        <w:rPr w:rFonts="맑은 고딕">
+          <w:rFonts w:ascii="맑은 고딕" w:hAnsi="맑은 고딕" w:eastAsia="맑은 고딕"/>
+          <w:b/>
+          <w:color w:val="1F2937"/>
+          <w:sz w:val="21"/>
+        </w:rPr>
+        <w:t xml:space="preserve">시대의 흔적(스토리텔링): </w:t>
+      </w:r>
+      <w:r>
+        <w:rPr w:rFonts="맑은 고딕">
+          <w:rFonts w:ascii="맑은 고딕" w:hAnsi="맑은 고딕" w:eastAsia="맑은 고딕"/>
+          <w:b w:val="0"/>
+          <w:sz w:val="21"/>
+        </w:rPr>
+        <w:t>음악다방의 턴테이블에서 흘러나오는 사운드에 귀를 기울이며 엽서에 사연을 적어 내려가던 그 시절 청춘들의 풋풋한 낭만과 고뇌가 짙게 배어 있습니다. 아날로그 매체만이 전할 수 있었던 따스한 공기와 순수한 정서적 울림이 음반 전편에 고요히 녹아들어 있습니다.</w:t>
+      </w:r>
+    </w:p>
+    <w:p>
+      <w:pPr>
+        <w:spacing w:line="324" w:lineRule="auto" w:before="200" w:after="80"/>
+      </w:pPr>
+      <w:r>
+        <w:rPr w:rFonts="맑은 고딕">
+          <w:rFonts w:ascii="맑은 고딕" w:hAnsi="맑은 고딕" w:eastAsia="맑은 고딕"/>
+          <w:b/>
+          <w:color w:val="1E3A8A"/>
+          <w:sz w:val="24"/>
+        </w:rPr>
+        <w:t>4. 주요 수록곡 및 감상 제언</w:t>
+      </w:r>
+    </w:p>
+    <w:p>
+      <w:pPr>
+        <w:spacing w:line="324" w:lineRule="auto" w:after="80"/>
+      </w:pPr>
+      <w:r>
+        <w:rPr w:rFonts="맑은 고딕">
+          <w:rFonts w:ascii="맑은 고딕" w:hAnsi="맑은 고딕" w:eastAsia="맑은 고딕"/>
+          <w:b w:val="0"/>
+          <w:color w:val="6B7280"/>
+          <w:sz w:val="21"/>
+        </w:rPr>
+        <w:t xml:space="preserve">· </w:t>
+      </w:r>
+      <w:r>
+        <w:rPr w:rFonts="맑은 고딕">
+          <w:rFonts w:ascii="맑은 고딕" w:hAnsi="맑은 고딕" w:eastAsia="맑은 고딕"/>
+          <w:b/>
+          <w:color w:val="1F2937"/>
+          <w:sz w:val="21"/>
+        </w:rPr>
+        <w:t xml:space="preserve">주요 수록곡 특징: </w:t>
+      </w:r>
+      <w:r>
+        <w:rPr w:rFonts="맑은 고딕">
+          <w:rFonts w:ascii="맑은 고딕" w:hAnsi="맑은 고딕" w:eastAsia="맑은 고딕"/>
+          <w:b w:val="0"/>
+          <w:sz w:val="21"/>
+        </w:rPr>
+        <w:t>애절한 현악 편곡과 감미로운 미성이 돋보이는 팝 발라드부터 어쿠스틱 악기의 따뜻한 질감이 살아 숨 쉬는 포크 넘버까지, 서정성의 정수를 보여주는 명곡들이 조화롭게 배열되어 있습니다. 정갈한 보컬의 숨결과 군더더기 없는 멜로디 라인은 듣는 이의 심상을 깊은 상념과 추억의 세계로 이끕니다.</w:t>
+      </w:r>
+    </w:p>
+    <w:p>
+      <w:pPr>
+        <w:spacing w:line="324" w:lineRule="auto" w:after="80"/>
+      </w:pPr>
+      <w:r>
+        <w:rPr w:rFonts="맑은 고딕">
+          <w:rFonts w:ascii="맑은 고딕" w:hAnsi="맑은 고딕" w:eastAsia="맑은 고딕"/>
+          <w:b w:val="0"/>
+          <w:color w:val="6B7280"/>
+          <w:sz w:val="21"/>
+        </w:rPr>
+        <w:t xml:space="preserve">· </w:t>
+      </w:r>
+      <w:r>
+        <w:rPr w:rFonts="맑은 고딕">
+          <w:rFonts w:ascii="맑은 고딕" w:hAnsi="맑은 고딕" w:eastAsia="맑은 고딕"/>
+          <w:b/>
+          <w:color w:val="1F2937"/>
+          <w:sz w:val="21"/>
+        </w:rPr>
+        <w:t xml:space="preserve">빈티지 감상 제언: </w:t>
+      </w:r>
+      <w:r>
+        <w:rPr w:rFonts="맑은 고딕">
+          <w:rFonts w:ascii="맑은 고딕" w:hAnsi="맑은 고딕" w:eastAsia="맑은 고딕"/>
+          <w:b w:val="0"/>
+          <w:sz w:val="21"/>
+        </w:rPr>
+        <w:t>진공관 앰프의 부드러운 온기와 섬세한 카트리지가 조우할 때, 바이닐 특유의 잔잔한 스크래치 잡음마저 아련한 시간의 숨결로 피어납니다. 조도를 낮춘 고요한 심야에 턴테이블의 회전을 바라보며, 오케스트라 반주와 목소리가 빚어내는 풍성한 아날로그 배음의 결을 음미해 보시길 권합니다.</w:t>
+      </w:r>
+    </w:p>
+    <w:p>
+      <w:pPr>
+        <w:spacing w:line="324" w:lineRule="auto" w:after="80"/>
+      </w:pPr>
+      <w:r>
+        <w:rPr w:rFonts="맑은 고딕">
+          <w:rFonts w:ascii="맑은 고딕" w:hAnsi="맑은 고딕" w:eastAsia="맑은 고딕"/>
+          <w:b w:val="0"/>
+          <w:color w:val="6B7280"/>
+          <w:sz w:val="21"/>
+        </w:rPr>
+        <w:t xml:space="preserve">· </w:t>
+      </w:r>
+      <w:r>
+        <w:rPr w:rFonts="맑은 고딕">
+          <w:rFonts w:ascii="맑은 고딕" w:hAnsi="맑은 고딕" w:eastAsia="맑은 고딕"/>
+          <w:b/>
+          <w:color w:val="1F2937"/>
+          <w:sz w:val="21"/>
+        </w:rPr>
+        <w:t xml:space="preserve">소장 가치: </w:t>
+      </w:r>
+      <w:r>
+        <w:rPr w:rFonts="맑은 고딕">
+          <w:rFonts w:ascii="맑은 고딕" w:hAnsi="맑은 고딕" w:eastAsia="맑은 고딕"/>
+          <w:b w:val="0"/>
+          <w:sz w:val="21"/>
+        </w:rPr>
+        <w:t>디지털 음원의 차가운 해상도로는 결코 구현할 수 없는 묵직하고 다정한 사운드를 품고 있어, LP 컬렉터라면 지나간 낭만의 시대를 소환하고 음악적 안식을 누리기 위해 서재에 반드시 갖추어야 할 필청반입니다.</w:t>
+      </w:r>
+    </w:p>
+    <w:p>
+      <w:pPr>
+        <w:spacing w:line="324" w:lineRule="auto" w:after="120" w:before="160"/>
+      </w:pPr>
+      <w:r>
+        <w:rPr w:rFonts="맑은 고딕">
+          <w:rFonts w:ascii="맑은 고딕" w:hAnsi="맑은 고딕" w:eastAsia="맑은 고딕"/>
+          <w:b/>
+          <w:color w:val="4338CA"/>
+          <w:sz w:val="21"/>
+        </w:rPr>
+        <w:t>이 음반을 통해 아련한 시절의 노스탤지어와 아날로그 선율이 전해주는 감동을 다시 한번 경험해 보시는 것은 어떨까요?</w:t>
       </w:r>
     </w:p>
     <w:sectPr>
       <w:pgSz w:w="12240" w:h="15840"/>
-      <w:pgMar w:top="1440" w:right="1440" w:bottom="1440" w:left="1440" w:header="720" w:footer="720" w:gutter="0"/>
+      <w:pgMar w:top="1152" w:right="1296" w:bottom="1152" w:left="1296" w:header="720" w:footer="720" w:gutter="0"/>
       <w:cols w:space="720"/>
       <w:docGrid w:linePitch="360"/>
     </w:sectPr>

--- a/word_reports/LP_0011_위치_313_Various Artists_Memories .docx
+++ b/word_reports/LP_0011_위치_313_Various Artists_Memories .docx
@@ -32,7 +32,7 @@
     </w:p>
     <w:p>
       <w:pPr>
-        <w:spacing w:line="324" w:lineRule="auto" w:before="80" w:after="160"/>
+        <w:spacing w:line="324" w:lineRule="auto" w:before="80" w:after="120"/>
       </w:pPr>
       <w:r>
         <w:rPr w:rFonts="맑은 고딕">
@@ -42,13 +42,6 @@
           <w:sz w:val="22"/>
         </w:rPr>
         <w:t xml:space="preserve">[음반 소개] </w:t>
-      </w:r>
-      <w:r>
-        <w:rPr w:rFonts="맑은 고딕">
-          <w:rFonts w:ascii="맑은 고딕" w:hAnsi="맑은 고딕" w:eastAsia="맑은 고딕"/>
-          <w:b w:val="0"/>
-          <w:sz w:val="21"/>
-        </w:rPr>
       </w:r>
     </w:p>
     <w:p>
@@ -61,7 +54,33 @@
           <w:b w:val="0"/>
           <w:sz w:val="21"/>
         </w:rPr>
-        <w:t>한 줄기 미풍처럼 가슴을 파고드는 지나간 시절의 멜로디는 시간의 풍화를 견뎌낸 순수한 감정의 결정체입니다. 《Memories of Pops Vol. 5》는 20세기 중후반 팝 음악의 황금기를 수놓았던 불멸의 명곡들을 하나의 유려한 서사로 엮어낸 품격 높은 옴니버스 명반입니다. 낭만과 우수가 깃든 선율들이 바이닐의 소리골을 타고 흐르며, 바쁜 현대인의 메마른 일상에 잊혀가던 청춘의 추억과 따뜻한 위안을 선사합니다. 음악이 영혼을 정화하는 가장 순수한 언어였던 찬란한 시대를 반추하게 하는 귀중한 앤솔러지입니다.</w:t>
+        <w:t>음악은 때로 시간이라는 비가역적인 강물을 거슬러 오르는 가장 서정적인 나룻배가 되어줍니다. 턴테이블의 회전판 위에 살포시 얹힌 《Memories of Pops Vol. 5》는 지나간 시대의 찬란했던 낭만을 응축하여 한 편의 아름다운 서사시로 엮어낸 감성적인 보물창고입니다. 단일 아티스트의 정규반이 한 편의 치열한 내면적 독백이라면, 시대를 풍미한 명곡들을 유려하게 직조해 낸 옴니버스 음반은 당대 대중이 공유했던 집단적 기억과 시대정신이 오롯이 새겨진 거대한 모자이크화라 할 수 있습니다. 이 음반은 팝 음악의 황금기를 수놓았던 영혼의 멜로디들을 엄선하여, 격동의 시대를 살아가던 청춘들의 메마른 가슴에 맑은 샘물을 길어 올려주었던 역사적 발자취를 품고 있습니다.</w:t>
+      </w:r>
+    </w:p>
+    <w:p>
+      <w:pPr>
+        <w:spacing w:line="324" w:lineRule="auto" w:after="120"/>
+      </w:pPr>
+      <w:r>
+        <w:rPr w:rFonts="맑은 고딕">
+          <w:rFonts w:ascii="맑은 고딕" w:hAnsi="맑은 고딕" w:eastAsia="맑은 고딕"/>
+          <w:b w:val="0"/>
+          <w:sz w:val="21"/>
+        </w:rPr>
+        <w:t>본 음반에 스며 있는 트랙들은 저마다의 고유한 예술적 철학과 인생의 희로애락을 담아내고 있습니다. 화려한 전자음의 범람 이전, 어쿠스틱 악기의 따스한 울림과 장인 정신이 깃든 오케스트레이션, 그리고 무엇보다 인간의 육성이 지닌 순수한 감정의 결을 가장 진솔하게 전달하려 했던 거장들의 숨결이 트랙마다 깊게 배어 있습니다. 사랑의 환희와 이별의 비탄, 그리고 삶의 유한함 속에서 길어 올린 서정적인 고백들은 국경과 세대를 초월하여 오늘날의 우리에게도 여전히 묵직한 울림을 전합니다.</w:t>
+      </w:r>
+    </w:p>
+    <w:p>
+      <w:pPr>
+        <w:spacing w:line="324" w:lineRule="auto" w:after="120"/>
+      </w:pPr>
+      <w:r>
+        <w:rPr w:rFonts="맑은 고딕">
+          <w:rFonts w:ascii="맑은 고딕" w:hAnsi="맑은 고딕" w:eastAsia="맑은 고딕"/>
+          <w:b w:val="0"/>
+          <w:sz w:val="21"/>
+        </w:rPr>
+        <w:t>세월이 흘러 디지털 음원이 세상의 모든 소리를 편의라는 이름으로 획일화할 때, 이 LP가 품고 있는 미세한 소리골의 떨림은 더욱 각별한 감동으로 다가옵니다. 한 시대를 풍미했던 팝의 명편들이 한 장의 바이닐 안에서 서로의 온기를 나누며 빚어내는 하모니는, 잊고 지냈던 순수의 시절로 우리를 조용히 인도합니다. 《Memories of Pops Vol. 5》는 단순한 옛 노래의 나열을 넘어, 지나온 청춘의 한 페이지를 눈물겹도록 아름답게 복원해 내는 마법과도 같은 예술적 시간 여행을 선사합니다.</w:t>
       </w:r>
     </w:p>
     <w:p>
@@ -168,7 +187,7 @@
           <w:b w:val="0"/>
           <w:sz w:val="21"/>
         </w:rPr>
-        <w:t>1970~80년대 정통 팝 음악 애호가들의 뜨거운 성원에 힘입어, 시대를 초월해 사랑받는 스탠더드 팝과 서정적인 명곡들을 엄선하여 정식 라이선스를 통해 프레싱된 기획 음반입니다.</w:t>
+        <w:t>20세기 후반 팝 음악의 황금기를 빛낸 불멸의 명곡들을 정선하여 당대 음악 애호가들에게 선사했던 정통 팝 옴니버스 명반으로, 아날로그 LP 문화의 만개와 궤를 같이하며 기획·발매되었습니다.</w:t>
       </w:r>
     </w:p>
     <w:p>
@@ -199,7 +218,7 @@
           <w:b w:val="0"/>
           <w:sz w:val="21"/>
         </w:rPr>
-        <w:t>발매 당시 음악다방과 라디오 심야 음악 방송의 전폭적인 지지를 받으며 장기 스테디셀러를 기록하였고, 감수성 짙은 음악 애호가들의 필청 음반으로 각 가정의 턴테이블 위에 오르며 높은 대중적 반향을 일으켰습니다.</w:t>
+        <w:t>발매 당시 라디오 애청자들과 팝 애호가들 사이에서 폭발적인 반응을 얻으며 오랜 기간 스테디셀러로 군림하였으며, 음악 감상실과 가정의 턴테이블을 점령하며 높은 보급률을 기록했습니다.</w:t>
       </w:r>
     </w:p>
     <w:p>
@@ -230,7 +249,7 @@
           <w:b w:val="0"/>
           <w:sz w:val="21"/>
         </w:rPr>
-        <w:t>음반 자체의 단일 차트 기록을 넘어, 수록된 트랙 다수가 빌보드 정상과 그래미 어워드 등 세계 유수의 음악상을 휩쓸었던 역사적 명곡들로 채워져 있어 대중음악 평단으로부터 탁월한 선곡미를 인정받았습니다.</w:t>
+        <w:t>앨범에 수록된 개별 곡들은 미국 빌보드 차트와 영국 UK 차트 정상을 차지했던 세기의 명곡들이며, 그래미 어워드 수상을 비롯해 로큰롤 명예의 전당 헌액 아티스트들의 대표작으로 구성되어 음악적 공인성과 권위를 확고히 인정받고 있습니다.</w:t>
       </w:r>
     </w:p>
     <w:p>
@@ -275,7 +294,7 @@
           <w:b w:val="0"/>
           <w:sz w:val="21"/>
         </w:rPr>
-        <w:t>다국적 (미국, 영국 및 유럽 등)</w:t>
+        <w:t>다국적 (미국, 영국 등 팝의 본고장 거장들)</w:t>
       </w:r>
     </w:p>
     <w:p>
@@ -306,7 +325,7 @@
           <w:b w:val="0"/>
           <w:sz w:val="21"/>
         </w:rPr>
-        <w:t>20세기 팝의 태동기와 전성기를 이끈 거장들의 활동기 망라</w:t>
+        <w:t>20세기 중후반 활동 (1960년대~1980년대 중심)</w:t>
       </w:r>
     </w:p>
     <w:p>
@@ -337,7 +356,7 @@
           <w:b w:val="0"/>
           <w:sz w:val="21"/>
         </w:rPr>
-        <w:t>컴필레이션 / Various Artists</w:t>
+        <w:t>솔로 및 전설적인 보컬 그룹 연합 (Various Artists)</w:t>
       </w:r>
     </w:p>
     <w:p>
@@ -368,7 +387,7 @@
           <w:b w:val="0"/>
           <w:sz w:val="21"/>
         </w:rPr>
-        <w:t>본 음반에 수록된 아티스트들은 20세기 대중음악의 문법을 정립하고 세대를 초월한 서정성을 직조해 낸 위대한 거장들입니다. 각자의 독보적인 음색과 유려한 작법으로 당대 팝 씬을 풍미하였으며, 이들이 남긴 음악적 유산은 반세기가 지난 오늘날에도 변치 않는 감동의 원천이 되고 있습니다.</w:t>
+        <w:t>팝 음악사의 근간을 다진 독보적인 보컬리스트들과 뛰어난 송라이터들이 한데 모여 있습니다. 각자의 독창적인 음악 언어로 시대를 위로하고 대중음악의 예술적 지평을 넓힌 세기의 마에스트로들이 참여하여 음반 전체에 범접할 수 없는 품격을 불어넣었습니다.</w:t>
       </w:r>
     </w:p>
     <w:p>
@@ -413,7 +432,7 @@
           <w:b w:val="0"/>
           <w:sz w:val="21"/>
         </w:rPr>
-        <w:t>단순한 히트곡 모음집을 넘어서 멜로디 중심의 클래식 팝과 어덜트 컨템포러리 사운드가 지닌 문학적·음악적 가치를 충실히 조명한 앨범입니다. 팝 음악이 일회성 유행가를 탈피하여 영속적인 예술 양식으로 자리 잡던 시기의 황금빛 미학을 오롯이 보여주는 음악사적 표본입니다.</w:t>
+        <w:t>단절된 히트곡의 모음집을 넘어, 팝의 황금기를 관통하는 서정적 흐름을 완벽하게 재구성한 큐레이션의 모범입니다. 클래식컬한 현악 편곡과 소프트 록, 감미로운 스탠더드 팝이 조화를 이루며 음악사적으로 20세기 후반 팝의 진수를 압축적으로 조망하는 중요한 사료적 가치를 지닙니다.</w:t>
       </w:r>
     </w:p>
     <w:p>
@@ -444,7 +463,7 @@
           <w:b w:val="0"/>
           <w:sz w:val="21"/>
         </w:rPr>
-        <w:t>음악다방의 턴테이블에서 흘러나오는 사운드에 귀를 기울이며 엽서에 사연을 적어 내려가던 그 시절 청춘들의 풋풋한 낭만과 고뇌가 짙게 배어 있습니다. 아날로그 매체만이 전할 수 있었던 따스한 공기와 순수한 정서적 울림이 음반 전편에 고요히 녹아들어 있습니다.</w:t>
+        <w:t>늦은 밤 창가에서 흘러나오던 심야 라디오 시그널, 청춘들이 모여들던 다운타운 음악다방의 묵직한 공기, 그리고 소중한 이에게 건네던 카세트테이프의 온기가 이 음반 곳곳에 아련한 흔적으로 배어 있습니다. 한 시대의 낭만과 우수가 고스란히 담긴 문화적 초상화입니다.</w:t>
       </w:r>
     </w:p>
     <w:p>
@@ -489,7 +508,7 @@
           <w:b w:val="0"/>
           <w:sz w:val="21"/>
         </w:rPr>
-        <w:t>애절한 현악 편곡과 감미로운 미성이 돋보이는 팝 발라드부터 어쿠스틱 악기의 따뜻한 질감이 살아 숨 쉬는 포크 넘버까지, 서정성의 정수를 보여주는 명곡들이 조화롭게 배열되어 있습니다. 정갈한 보컬의 숨결과 군더더기 없는 멜로디 라인은 듣는 이의 심상을 깊은 상념과 추억의 세계로 이끕니다.</w:t>
+        <w:t>심금을 울리는 벨벳 같은 보컬의 정통 발라드부터, 유려한 멜로디 라인이 돋보이는 어쿠스틱 넘버까지 다채롭게 포진해 있습니다. 절제된 감정의 미학을 보여주는 보컬과 풍성한 현악 오케스트레이션이 어우러져 한 곡 한 곡이 깊은 여운을 남깁니다.</w:t>
       </w:r>
     </w:p>
     <w:p>
@@ -520,7 +539,7 @@
           <w:b w:val="0"/>
           <w:sz w:val="21"/>
         </w:rPr>
-        <w:t>진공관 앰프의 부드러운 온기와 섬세한 카트리지가 조우할 때, 바이닐 특유의 잔잔한 스크래치 잡음마저 아련한 시간의 숨결로 피어납니다. 조도를 낮춘 고요한 심야에 턴테이블의 회전을 바라보며, 오케스트라 반주와 목소리가 빚어내는 풍성한 아날로그 배음의 결을 음미해 보시길 권합니다.</w:t>
+        <w:t>진공관 앰프 특유의 두툼하고 따스한 중음역대를 통해 바늘이 소리골을 긁으며 내는 기분 좋은 '서걱임'과 함께 감상할 때 그 진가가 드러납니다. 조도를 낮춘 고즈넉한 저녁, 차 한 잔과 함께 울려 퍼지는 아날로그 사운드는 공간을 낭만적인 노스탤지어로 가득 채워줄 것입니다.</w:t>
       </w:r>
     </w:p>
     <w:p>
@@ -551,7 +570,7 @@
           <w:b w:val="0"/>
           <w:sz w:val="21"/>
         </w:rPr>
-        <w:t>디지털 음원의 차가운 해상도로는 결코 구현할 수 없는 묵직하고 다정한 사운드를 품고 있어, LP 컬렉터라면 지나간 낭만의 시대를 소환하고 음악적 안식을 누리기 위해 서재에 반드시 갖추어야 할 필청반입니다.</w:t>
+        <w:t>엄선된 명곡들을 최고의 아날로그 마스터 사운드로 단 한 장의 바이닐에 소장할 수 있다는 점, 그리고 시대의 정서가 오롯이 보존된 오리지널 커버 아트워크와 그루브는 LP 컬렉터라면 결코 놓칠 수 없는 귀중한 가치를 지닙니다.</w:t>
       </w:r>
     </w:p>
     <w:p>
@@ -565,7 +584,7 @@
           <w:color w:val="4338CA"/>
           <w:sz w:val="21"/>
         </w:rPr>
-        <w:t>이 음반을 통해 아련한 시절의 노스탤지어와 아날로그 선율이 전해주는 감동을 다시 한번 경험해 보시는 것은 어떨까요?</w:t>
+        <w:t>이 음반을 통해 아날로그 바늘 끝에서 피어나는 세기의 멜로디들이 전해주는 감동을 다시 한번 경험해 보시는 것은 어떨까요?</w:t>
       </w:r>
     </w:p>
     <w:sectPr>
